--- a/plantillas_maestras/10_seguro_sepelio/cobro_indebido_primas/2_o_mas_ddos_varios/mujer/TPL_1831_2025_SEGURO_SEPELIO_COBRO_INDEBIDO_PRIMAS_ASEGURADORA_MUJER_R3.docx
+++ b/plantillas_maestras/10_seguro_sepelio/cobro_indebido_primas/2_o_mas_ddos_varios/mujer/TPL_1831_2025_SEGURO_SEPELIO_COBRO_INDEBIDO_PRIMAS_ASEGURADORA_MUJER_R3.docx
@@ -28,7 +28,7 @@
           <w:lang w:val="pt-PT" w:eastAsia="es-ES"/>
           <w14:ligatures w14:val="none"/>
         </w:rPr>
-        <w:t>EXPEDIENTE N°</w:t>
+        <w:t>EXPEDIENTE </w:t>
       </w:r>
       <w:r>
         <w:rPr>
@@ -103,7 +103,7 @@
           <w14:ligatures w14:val="none"/>
         </w:rPr>
         <w:tab/>
-        <w:t xml:space="preserve">:         </w:t>
+        <w:t xml:space="preserve">: </w:t>
       </w:r>
       <w:r>
         <w:rPr>
@@ -242,7 +242,7 @@
           <w:lang w:val="es-ES" w:eastAsia="es-ES"/>
           <w14:ligatures w14:val="none"/>
         </w:rPr>
-        <w:t>N°</w:t>
+        <w:t/>
       </w:r>
       <w:proofErr w:type="spellEnd"/>
       <w:r>
@@ -661,7 +661,7 @@
           <w14:ligatures w14:val="none"/>
         </w:rPr>
         <w:tab/>
-        <w:t xml:space="preserve">que, de acuerdo al inciso d) del Artículo 24º de la Ley de Facultades, Normas y Organización del Indecopi, aprobada por Decreto Legislativo </w:t>
+        <w:t xml:space="preserve">que, de acuerdo al inciso d) del Artículo 24 de la Ley de Facultades, Normas y Organización del Indecopi, aprobada por Decreto Legislativo </w:t>
       </w:r>
       <w:proofErr w:type="spellStart"/>
       <w:r>
@@ -674,7 +674,7 @@
           <w:lang w:val="es-ES" w:eastAsia="es-ES"/>
           <w14:ligatures w14:val="none"/>
         </w:rPr>
-        <w:t>Nº</w:t>
+        <w:t/>
       </w:r>
       <w:proofErr w:type="spellEnd"/>
       <w:r>
@@ -855,7 +855,7 @@
           <w:lang w:val="es-ES" w:eastAsia="es-ES"/>
           <w14:ligatures w14:val="none"/>
         </w:rPr>
-        <w:t>°</w:t>
+        <w:t/>
       </w:r>
       <w:proofErr w:type="spellEnd"/>
       <w:r>
@@ -941,7 +941,7 @@
           <w:lang w:val="es-ES" w:eastAsia="es-ES"/>
           <w14:ligatures w14:val="none"/>
         </w:rPr>
-        <w:t>N°</w:t>
+        <w:t/>
       </w:r>
       <w:proofErr w:type="spellEnd"/>
       <w:r>
@@ -1460,7 +1460,7 @@
           <w:lang w:val="es-ES" w:eastAsia="es-ES"/>
           <w14:ligatures w14:val="none"/>
         </w:rPr>
-        <w:t>°</w:t>
+        <w:t/>
       </w:r>
       <w:proofErr w:type="spellEnd"/>
       <w:r>
@@ -1704,7 +1704,7 @@
           <w:lang w:val="es-ES" w:eastAsia="es-ES"/>
           <w14:ligatures w14:val="none"/>
         </w:rPr>
-        <w:t>N°</w:t>
+        <w:t/>
       </w:r>
       <w:proofErr w:type="spellEnd"/>
       <w:r>
@@ -1876,7 +1876,7 @@
           <w:sz w:val="16"/>
           <w:szCs w:val="16"/>
         </w:rPr>
-        <w:t>Nº</w:t>
+        <w:t/>
       </w:r>
       <w:proofErr w:type="spellEnd"/>
       <w:r>
@@ -1906,7 +1906,7 @@
           <w:bCs/>
         </w:rPr>
         <w:tab/>
-        <w:t>Artículo 24º</w:t>
+        <w:t>Artículo 24</w:t>
       </w:r>
       <w:r>
         <w:t xml:space="preserve">.- El Secretario Técnico se encargará de la tramitación del procedimiento. Para ello, cuenta con las siguientes facultades: </w:t>
@@ -2158,7 +2158,7 @@
               <w:sz w:val="16"/>
               <w:szCs w:val="16"/>
             </w:rPr>
-            <w:t xml:space="preserve">CNICA DE LA    </w:t>
+            <w:t xml:space="preserve">CNICA DE LA </w:t>
           </w:r>
         </w:p>
         <w:p>

--- a/plantillas_maestras/10_seguro_sepelio/cobro_indebido_primas/2_o_mas_ddos_varios/mujer/TPL_1831_2025_SEGURO_SEPELIO_COBRO_INDEBIDO_PRIMAS_ASEGURADORA_MUJER_R3.docx
+++ b/plantillas_maestras/10_seguro_sepelio/cobro_indebido_primas/2_o_mas_ddos_varios/mujer/TPL_1831_2025_SEGURO_SEPELIO_COBRO_INDEBIDO_PRIMAS_ASEGURADORA_MUJER_R3.docx
@@ -91,7 +91,7 @@
           <w:lang w:val="pt-PT" w:eastAsia="es-ES"/>
           <w14:ligatures w14:val="none"/>
         </w:rPr>
-        <w:t>DENUNCIANTE</w:t>
+        <w:t xml:space="preserve">DENUNCIANTE: [DENUNCIANTE]</w:t>
       </w:r>
       <w:r>
         <w:rPr>
@@ -103,7 +103,7 @@
           <w14:ligatures w14:val="none"/>
         </w:rPr>
         <w:tab/>
-        <w:t xml:space="preserve">: </w:t>
+        <w:t xml:space="preserve"/>
       </w:r>
       <w:r>
         <w:rPr>
@@ -125,7 +125,7 @@
           <w:lang w:val="pt-PT" w:eastAsia="es-ES"/>
           <w14:ligatures w14:val="none"/>
         </w:rPr>
-        <w:t>MARGARITA NIEVES GALLARDO FLORES</w:t>
+        <w:t/>
       </w:r>
     </w:p>
     <w:p>
@@ -419,55 +419,55 @@
           <w:lang w:val="es-ES" w:eastAsia="es-ES"/>
           <w14:ligatures w14:val="none"/>
         </w:rPr>
-        <w:t>VISTO:</w:t>
-      </w:r>
-      <w:r>
-        <w:rPr>
-          <w:rFonts w:ascii="Arial Narrow" w:eastAsia="Times New Roman" w:hAnsi="Arial Narrow" w:cs="Arial"/>
-          <w:spacing w:val="-3"/>
-          <w:kern w:val="0"/>
-          <w:sz w:val="24"/>
-          <w:szCs w:val="24"/>
-          <w:lang w:val="es-ES" w:eastAsia="es-ES"/>
-          <w14:ligatures w14:val="none"/>
-        </w:rPr>
-        <w:t xml:space="preserve"> el escrito presentado </w:t>
-      </w:r>
-      <w:r>
-        <w:rPr>
-          <w:rFonts w:ascii="Arial Narrow" w:eastAsia="Times New Roman" w:hAnsi="Arial Narrow" w:cs="Arial"/>
-          <w:spacing w:val="-3"/>
-          <w:kern w:val="0"/>
-          <w:sz w:val="24"/>
-          <w:szCs w:val="24"/>
-          <w:lang w:val="es-ES" w:eastAsia="es-ES"/>
-          <w14:ligatures w14:val="none"/>
-        </w:rPr>
-        <w:t xml:space="preserve">por la señora </w:t>
-      </w:r>
-      <w:r>
-        <w:rPr>
-          <w:rFonts w:ascii="Arial Narrow" w:eastAsia="Times New Roman" w:hAnsi="Arial Narrow" w:cs="Arial"/>
-          <w:spacing w:val="-3"/>
-          <w:kern w:val="0"/>
-          <w:sz w:val="24"/>
-          <w:szCs w:val="24"/>
-          <w:lang w:val="es-ES" w:eastAsia="es-ES"/>
-          <w14:ligatures w14:val="none"/>
-        </w:rPr>
-        <w:t>Margarita</w:t>
-      </w:r>
-      <w:r>
-        <w:rPr>
-          <w:rFonts w:ascii="Arial Narrow" w:eastAsia="Times New Roman" w:hAnsi="Arial Narrow" w:cs="Arial"/>
-          <w:spacing w:val="-3"/>
-          <w:kern w:val="0"/>
-          <w:sz w:val="24"/>
-          <w:szCs w:val="24"/>
-          <w:lang w:val="es-ES" w:eastAsia="es-ES"/>
-          <w14:ligatures w14:val="none"/>
-        </w:rPr>
-        <w:t xml:space="preserve"> Nieves </w:t>
+        <w:t xml:space="preserve">VISTO: el escrito presentado por la señora [DENUNCIANTE] el 20 de agosto de 2025.</w:t>
+      </w:r>
+      <w:r>
+        <w:rPr>
+          <w:rFonts w:ascii="Arial Narrow" w:eastAsia="Times New Roman" w:hAnsi="Arial Narrow" w:cs="Arial"/>
+          <w:spacing w:val="-3"/>
+          <w:kern w:val="0"/>
+          <w:sz w:val="24"/>
+          <w:szCs w:val="24"/>
+          <w:lang w:val="es-ES" w:eastAsia="es-ES"/>
+          <w14:ligatures w14:val="none"/>
+        </w:rPr>
+        <w:t xml:space="preserve"/>
+      </w:r>
+      <w:r>
+        <w:rPr>
+          <w:rFonts w:ascii="Arial Narrow" w:eastAsia="Times New Roman" w:hAnsi="Arial Narrow" w:cs="Arial"/>
+          <w:spacing w:val="-3"/>
+          <w:kern w:val="0"/>
+          <w:sz w:val="24"/>
+          <w:szCs w:val="24"/>
+          <w:lang w:val="es-ES" w:eastAsia="es-ES"/>
+          <w14:ligatures w14:val="none"/>
+        </w:rPr>
+        <w:t xml:space="preserve"/>
+      </w:r>
+      <w:r>
+        <w:rPr>
+          <w:rFonts w:ascii="Arial Narrow" w:eastAsia="Times New Roman" w:hAnsi="Arial Narrow" w:cs="Arial"/>
+          <w:spacing w:val="-3"/>
+          <w:kern w:val="0"/>
+          <w:sz w:val="24"/>
+          <w:szCs w:val="24"/>
+          <w:lang w:val="es-ES" w:eastAsia="es-ES"/>
+          <w14:ligatures w14:val="none"/>
+        </w:rPr>
+        <w:t/>
+      </w:r>
+      <w:r>
+        <w:rPr>
+          <w:rFonts w:ascii="Arial Narrow" w:eastAsia="Times New Roman" w:hAnsi="Arial Narrow" w:cs="Arial"/>
+          <w:spacing w:val="-3"/>
+          <w:kern w:val="0"/>
+          <w:sz w:val="24"/>
+          <w:szCs w:val="24"/>
+          <w:lang w:val="es-ES" w:eastAsia="es-ES"/>
+          <w14:ligatures w14:val="none"/>
+        </w:rPr>
+        <w:t xml:space="preserve"/>
       </w:r>
       <w:proofErr w:type="spellStart"/>
       <w:r>
@@ -480,7 +480,7 @@
           <w:lang w:val="es-ES" w:eastAsia="es-ES"/>
           <w14:ligatures w14:val="none"/>
         </w:rPr>
-        <w:t>Gallardo</w:t>
+        <w:t/>
       </w:r>
       <w:proofErr w:type="spellEnd"/>
       <w:r>
@@ -493,43 +493,43 @@
           <w:lang w:val="es-ES" w:eastAsia="es-ES"/>
           <w14:ligatures w14:val="none"/>
         </w:rPr>
-        <w:t xml:space="preserve"> Flores </w:t>
-      </w:r>
-      <w:r>
-        <w:rPr>
-          <w:rFonts w:ascii="Arial Narrow" w:eastAsia="Times New Roman" w:hAnsi="Arial Narrow" w:cs="Arial"/>
-          <w:spacing w:val="-3"/>
-          <w:kern w:val="0"/>
-          <w:sz w:val="24"/>
-          <w:szCs w:val="24"/>
-          <w:lang w:val="es-ES" w:eastAsia="es-ES"/>
-          <w14:ligatures w14:val="none"/>
-        </w:rPr>
-        <w:t xml:space="preserve">el </w:t>
-      </w:r>
-      <w:r>
-        <w:rPr>
-          <w:rFonts w:ascii="Arial Narrow" w:eastAsia="Times New Roman" w:hAnsi="Arial Narrow" w:cs="Arial"/>
-          <w:spacing w:val="-3"/>
-          <w:kern w:val="0"/>
-          <w:sz w:val="24"/>
-          <w:szCs w:val="24"/>
-          <w:lang w:val="es-ES" w:eastAsia="es-ES"/>
-          <w14:ligatures w14:val="none"/>
-        </w:rPr>
-        <w:t>20 de agosto de 2025</w:t>
-      </w:r>
-      <w:r>
-        <w:rPr>
-          <w:rFonts w:ascii="Arial Narrow" w:eastAsia="Times New Roman" w:hAnsi="Arial Narrow" w:cs="Arial"/>
-          <w:spacing w:val="-3"/>
-          <w:kern w:val="0"/>
-          <w:sz w:val="24"/>
-          <w:szCs w:val="24"/>
-          <w:lang w:val="es-ES" w:eastAsia="es-ES"/>
-          <w14:ligatures w14:val="none"/>
-        </w:rPr>
-        <w:t>.</w:t>
+        <w:t xml:space="preserve"/>
+      </w:r>
+      <w:r>
+        <w:rPr>
+          <w:rFonts w:ascii="Arial Narrow" w:eastAsia="Times New Roman" w:hAnsi="Arial Narrow" w:cs="Arial"/>
+          <w:spacing w:val="-3"/>
+          <w:kern w:val="0"/>
+          <w:sz w:val="24"/>
+          <w:szCs w:val="24"/>
+          <w:lang w:val="es-ES" w:eastAsia="es-ES"/>
+          <w14:ligatures w14:val="none"/>
+        </w:rPr>
+        <w:t xml:space="preserve"/>
+      </w:r>
+      <w:r>
+        <w:rPr>
+          <w:rFonts w:ascii="Arial Narrow" w:eastAsia="Times New Roman" w:hAnsi="Arial Narrow" w:cs="Arial"/>
+          <w:spacing w:val="-3"/>
+          <w:kern w:val="0"/>
+          <w:sz w:val="24"/>
+          <w:szCs w:val="24"/>
+          <w:lang w:val="es-ES" w:eastAsia="es-ES"/>
+          <w14:ligatures w14:val="none"/>
+        </w:rPr>
+        <w:t/>
+      </w:r>
+      <w:r>
+        <w:rPr>
+          <w:rFonts w:ascii="Arial Narrow" w:eastAsia="Times New Roman" w:hAnsi="Arial Narrow" w:cs="Arial"/>
+          <w:spacing w:val="-3"/>
+          <w:kern w:val="0"/>
+          <w:sz w:val="24"/>
+          <w:szCs w:val="24"/>
+          <w:lang w:val="es-ES" w:eastAsia="es-ES"/>
+          <w14:ligatures w14:val="none"/>
+        </w:rPr>
+        <w:t/>
       </w:r>
     </w:p>
     <w:p>
@@ -791,7 +791,7 @@
           <w:lang w:val="es-ES" w:eastAsia="es-ES"/>
           <w14:ligatures w14:val="none"/>
         </w:rPr>
-        <w:t>(</w:t>
+        <w:t xml:space="preserve">(ii)que, mediante Resolución N 2 del 19 de agosto de 2025, la Secretaría Técnica de la Comisión de Protección al Consumidor  1 declaró inadmisible la denuncia interpuesta por la señora [DENUNCIANTE] contra Pacífico Compañía de Seguros Y Reaseguros S.A..</w:t>
       </w:r>
       <w:proofErr w:type="spellStart"/>
       <w:r>
@@ -804,7 +804,7 @@
           <w:lang w:val="es-ES" w:eastAsia="es-ES"/>
           <w14:ligatures w14:val="none"/>
         </w:rPr>
-        <w:t>ii</w:t>
+        <w:t/>
       </w:r>
       <w:proofErr w:type="spellEnd"/>
       <w:r>
@@ -817,7 +817,7 @@
           <w:lang w:val="es-ES" w:eastAsia="es-ES"/>
           <w14:ligatures w14:val="none"/>
         </w:rPr>
-        <w:t>)</w:t>
+        <w:t/>
       </w:r>
       <w:r>
         <w:rPr>
@@ -830,7 +830,7 @@
           <w14:ligatures w14:val="none"/>
         </w:rPr>
         <w:tab/>
-        <w:t xml:space="preserve">que, mediante Resolución </w:t>
+        <w:t xml:space="preserve"/>
       </w:r>
       <w:proofErr w:type="spellStart"/>
       <w:r>
@@ -843,20 +843,20 @@
           <w:lang w:val="es-ES" w:eastAsia="es-ES"/>
           <w14:ligatures w14:val="none"/>
         </w:rPr>
-        <w:t>N</w:t>
-      </w:r>
-      <w:r>
-        <w:rPr>
-          <w:rFonts w:ascii="Arial Narrow" w:eastAsia="Times New Roman" w:hAnsi="Arial Narrow" w:cs="Arial"/>
-          <w:spacing w:val="-3"/>
-          <w:kern w:val="0"/>
-          <w:sz w:val="24"/>
-          <w:szCs w:val="24"/>
-          <w:lang w:val="es-ES" w:eastAsia="es-ES"/>
-          <w14:ligatures w14:val="none"/>
-        </w:rPr>
         <w:t/>
       </w:r>
+      <w:r>
+        <w:rPr>
+          <w:rFonts w:ascii="Arial Narrow" w:eastAsia="Times New Roman" w:hAnsi="Arial Narrow" w:cs="Arial"/>
+          <w:spacing w:val="-3"/>
+          <w:kern w:val="0"/>
+          <w:sz w:val="24"/>
+          <w:szCs w:val="24"/>
+          <w:lang w:val="es-ES" w:eastAsia="es-ES"/>
+          <w14:ligatures w14:val="none"/>
+        </w:rPr>
+        <w:t/>
+      </w:r>
       <w:proofErr w:type="spellEnd"/>
       <w:r>
         <w:rPr>
@@ -868,67 +868,67 @@
           <w:lang w:val="es-ES" w:eastAsia="es-ES"/>
           <w14:ligatures w14:val="none"/>
         </w:rPr>
-        <w:t xml:space="preserve"> 2 del</w:t>
-      </w:r>
-      <w:r>
-        <w:rPr>
-          <w:rFonts w:ascii="Arial Narrow" w:eastAsia="Times New Roman" w:hAnsi="Arial Narrow" w:cs="Arial"/>
-          <w:spacing w:val="-3"/>
-          <w:kern w:val="0"/>
-          <w:sz w:val="24"/>
-          <w:szCs w:val="24"/>
-          <w:lang w:val="es-ES" w:eastAsia="es-ES"/>
-          <w14:ligatures w14:val="none"/>
-        </w:rPr>
-        <w:t xml:space="preserve"> </w:t>
-      </w:r>
-      <w:r>
-        <w:rPr>
-          <w:rFonts w:ascii="Arial Narrow" w:eastAsia="Times New Roman" w:hAnsi="Arial Narrow" w:cs="Arial"/>
-          <w:spacing w:val="-3"/>
-          <w:kern w:val="0"/>
-          <w:sz w:val="24"/>
-          <w:szCs w:val="24"/>
-          <w:lang w:val="es-ES" w:eastAsia="es-ES"/>
-          <w14:ligatures w14:val="none"/>
-        </w:rPr>
-        <w:t>19 de agosto de 2025</w:t>
-      </w:r>
-      <w:r>
-        <w:rPr>
-          <w:rFonts w:ascii="Arial Narrow" w:eastAsia="Times New Roman" w:hAnsi="Arial Narrow" w:cs="Arial"/>
-          <w:spacing w:val="-3"/>
-          <w:kern w:val="0"/>
-          <w:sz w:val="24"/>
-          <w:szCs w:val="24"/>
-          <w:lang w:val="es-ES" w:eastAsia="es-ES"/>
-          <w14:ligatures w14:val="none"/>
-        </w:rPr>
-        <w:t xml:space="preserve">, la </w:t>
-      </w:r>
-      <w:r>
-        <w:rPr>
-          <w:rFonts w:ascii="Arial Narrow" w:eastAsia="Times New Roman" w:hAnsi="Arial Narrow" w:cs="Arial"/>
-          <w:spacing w:val="-3"/>
-          <w:kern w:val="0"/>
-          <w:sz w:val="24"/>
-          <w:szCs w:val="24"/>
-          <w:lang w:val="es-ES" w:eastAsia="es-ES"/>
-          <w14:ligatures w14:val="none"/>
-        </w:rPr>
-        <w:t xml:space="preserve">Secretaría Técnica de la </w:t>
-      </w:r>
-      <w:r>
-        <w:rPr>
-          <w:rFonts w:ascii="Arial Narrow" w:eastAsia="Times New Roman" w:hAnsi="Arial Narrow" w:cs="Arial"/>
-          <w:spacing w:val="-3"/>
-          <w:kern w:val="0"/>
-          <w:sz w:val="24"/>
-          <w:szCs w:val="24"/>
-          <w:lang w:val="es-ES" w:eastAsia="es-ES"/>
-          <w14:ligatures w14:val="none"/>
-        </w:rPr>
-        <w:t xml:space="preserve">Comisión de Protección al Consumidor </w:t>
+        <w:t xml:space="preserve"/>
+      </w:r>
+      <w:r>
+        <w:rPr>
+          <w:rFonts w:ascii="Arial Narrow" w:eastAsia="Times New Roman" w:hAnsi="Arial Narrow" w:cs="Arial"/>
+          <w:spacing w:val="-3"/>
+          <w:kern w:val="0"/>
+          <w:sz w:val="24"/>
+          <w:szCs w:val="24"/>
+          <w:lang w:val="es-ES" w:eastAsia="es-ES"/>
+          <w14:ligatures w14:val="none"/>
+        </w:rPr>
+        <w:t xml:space="preserve"/>
+      </w:r>
+      <w:r>
+        <w:rPr>
+          <w:rFonts w:ascii="Arial Narrow" w:eastAsia="Times New Roman" w:hAnsi="Arial Narrow" w:cs="Arial"/>
+          <w:spacing w:val="-3"/>
+          <w:kern w:val="0"/>
+          <w:sz w:val="24"/>
+          <w:szCs w:val="24"/>
+          <w:lang w:val="es-ES" w:eastAsia="es-ES"/>
+          <w14:ligatures w14:val="none"/>
+        </w:rPr>
+        <w:t/>
+      </w:r>
+      <w:r>
+        <w:rPr>
+          <w:rFonts w:ascii="Arial Narrow" w:eastAsia="Times New Roman" w:hAnsi="Arial Narrow" w:cs="Arial"/>
+          <w:spacing w:val="-3"/>
+          <w:kern w:val="0"/>
+          <w:sz w:val="24"/>
+          <w:szCs w:val="24"/>
+          <w:lang w:val="es-ES" w:eastAsia="es-ES"/>
+          <w14:ligatures w14:val="none"/>
+        </w:rPr>
+        <w:t xml:space="preserve"/>
+      </w:r>
+      <w:r>
+        <w:rPr>
+          <w:rFonts w:ascii="Arial Narrow" w:eastAsia="Times New Roman" w:hAnsi="Arial Narrow" w:cs="Arial"/>
+          <w:spacing w:val="-3"/>
+          <w:kern w:val="0"/>
+          <w:sz w:val="24"/>
+          <w:szCs w:val="24"/>
+          <w:lang w:val="es-ES" w:eastAsia="es-ES"/>
+          <w14:ligatures w14:val="none"/>
+        </w:rPr>
+        <w:t xml:space="preserve"/>
+      </w:r>
+      <w:r>
+        <w:rPr>
+          <w:rFonts w:ascii="Arial Narrow" w:eastAsia="Times New Roman" w:hAnsi="Arial Narrow" w:cs="Arial"/>
+          <w:spacing w:val="-3"/>
+          <w:kern w:val="0"/>
+          <w:sz w:val="24"/>
+          <w:szCs w:val="24"/>
+          <w:lang w:val="es-ES" w:eastAsia="es-ES"/>
+          <w14:ligatures w14:val="none"/>
+        </w:rPr>
+        <w:t xml:space="preserve"/>
       </w:r>
       <w:proofErr w:type="spellStart"/>
       <w:r>
@@ -954,43 +954,43 @@
           <w:lang w:val="es-ES" w:eastAsia="es-ES"/>
           <w14:ligatures w14:val="none"/>
         </w:rPr>
-        <w:t xml:space="preserve"> 1 </w:t>
-      </w:r>
-      <w:r>
-        <w:rPr>
-          <w:rFonts w:ascii="Arial Narrow" w:eastAsia="Times New Roman" w:hAnsi="Arial Narrow" w:cs="Arial"/>
-          <w:spacing w:val="-3"/>
-          <w:kern w:val="0"/>
-          <w:sz w:val="24"/>
-          <w:szCs w:val="24"/>
-          <w:lang w:val="es-ES" w:eastAsia="es-ES"/>
-          <w14:ligatures w14:val="none"/>
-        </w:rPr>
-        <w:t xml:space="preserve">declaró inadmisible la denuncia interpuesta por </w:t>
-      </w:r>
-      <w:r>
-        <w:rPr>
-          <w:rFonts w:ascii="Arial Narrow" w:eastAsia="Times New Roman" w:hAnsi="Arial Narrow" w:cs="Arial"/>
-          <w:spacing w:val="-3"/>
-          <w:kern w:val="0"/>
-          <w:sz w:val="24"/>
-          <w:szCs w:val="24"/>
-          <w:lang w:val="es-ES" w:eastAsia="es-ES"/>
-          <w14:ligatures w14:val="none"/>
-        </w:rPr>
-        <w:t>la señora Margarita</w:t>
-      </w:r>
-      <w:r>
-        <w:rPr>
-          <w:rFonts w:ascii="Arial Narrow" w:eastAsia="Times New Roman" w:hAnsi="Arial Narrow" w:cs="Arial"/>
-          <w:spacing w:val="-3"/>
-          <w:kern w:val="0"/>
-          <w:sz w:val="24"/>
-          <w:szCs w:val="24"/>
-          <w:lang w:val="es-ES" w:eastAsia="es-ES"/>
-          <w14:ligatures w14:val="none"/>
-        </w:rPr>
-        <w:t xml:space="preserve"> Nieves </w:t>
+        <w:t xml:space="preserve"/>
+      </w:r>
+      <w:r>
+        <w:rPr>
+          <w:rFonts w:ascii="Arial Narrow" w:eastAsia="Times New Roman" w:hAnsi="Arial Narrow" w:cs="Arial"/>
+          <w:spacing w:val="-3"/>
+          <w:kern w:val="0"/>
+          <w:sz w:val="24"/>
+          <w:szCs w:val="24"/>
+          <w:lang w:val="es-ES" w:eastAsia="es-ES"/>
+          <w14:ligatures w14:val="none"/>
+        </w:rPr>
+        <w:t xml:space="preserve"/>
+      </w:r>
+      <w:r>
+        <w:rPr>
+          <w:rFonts w:ascii="Arial Narrow" w:eastAsia="Times New Roman" w:hAnsi="Arial Narrow" w:cs="Arial"/>
+          <w:spacing w:val="-3"/>
+          <w:kern w:val="0"/>
+          <w:sz w:val="24"/>
+          <w:szCs w:val="24"/>
+          <w:lang w:val="es-ES" w:eastAsia="es-ES"/>
+          <w14:ligatures w14:val="none"/>
+        </w:rPr>
+        <w:t/>
+      </w:r>
+      <w:r>
+        <w:rPr>
+          <w:rFonts w:ascii="Arial Narrow" w:eastAsia="Times New Roman" w:hAnsi="Arial Narrow" w:cs="Arial"/>
+          <w:spacing w:val="-3"/>
+          <w:kern w:val="0"/>
+          <w:sz w:val="24"/>
+          <w:szCs w:val="24"/>
+          <w:lang w:val="es-ES" w:eastAsia="es-ES"/>
+          <w14:ligatures w14:val="none"/>
+        </w:rPr>
+        <w:t xml:space="preserve"/>
       </w:r>
       <w:proofErr w:type="spellStart"/>
       <w:r>
@@ -1003,7 +1003,7 @@
           <w:lang w:val="es-ES" w:eastAsia="es-ES"/>
           <w14:ligatures w14:val="none"/>
         </w:rPr>
-        <w:t>Gallardo</w:t>
+        <w:t/>
       </w:r>
       <w:proofErr w:type="spellEnd"/>
       <w:r>
@@ -1016,7 +1016,7 @@
           <w:lang w:val="es-ES" w:eastAsia="es-ES"/>
           <w14:ligatures w14:val="none"/>
         </w:rPr>
-        <w:t xml:space="preserve"> Flores </w:t>
+        <w:t xml:space="preserve"/>
       </w:r>
       <w:r>
         <w:rPr>
@@ -1028,7 +1028,7 @@
           <w:lang w:eastAsia="es-ES"/>
           <w14:ligatures w14:val="none"/>
         </w:rPr>
-        <w:t xml:space="preserve">contra </w:t>
+        <w:t xml:space="preserve"/>
       </w:r>
       <w:r>
         <w:rPr>
@@ -1040,7 +1040,7 @@
           <w:lang w:eastAsia="es-ES"/>
           <w14:ligatures w14:val="none"/>
         </w:rPr>
-        <w:t xml:space="preserve">Pacífico Compañía </w:t>
+        <w:t xml:space="preserve"/>
       </w:r>
       <w:r>
         <w:rPr>
@@ -1052,7 +1052,7 @@
           <w:lang w:eastAsia="es-ES"/>
           <w14:ligatures w14:val="none"/>
         </w:rPr>
-        <w:t>d</w:t>
+        <w:t/>
       </w:r>
       <w:r>
         <w:rPr>
@@ -1064,7 +1064,7 @@
           <w:lang w:eastAsia="es-ES"/>
           <w14:ligatures w14:val="none"/>
         </w:rPr>
-        <w:t xml:space="preserve">e Seguros Y </w:t>
+        <w:t xml:space="preserve"/>
       </w:r>
       <w:r>
         <w:rPr>
@@ -1076,7 +1076,7 @@
           <w:lang w:eastAsia="es-ES"/>
           <w14:ligatures w14:val="none"/>
         </w:rPr>
-        <w:t xml:space="preserve">Reaseguros </w:t>
+        <w:t xml:space="preserve"/>
       </w:r>
       <w:r>
         <w:rPr>
@@ -1088,7 +1088,7 @@
           <w:lang w:eastAsia="es-ES"/>
           <w14:ligatures w14:val="none"/>
         </w:rPr>
-        <w:t>S.A.</w:t>
+        <w:t/>
       </w:r>
       <w:r>
         <w:rPr>
@@ -1100,7 +1100,7 @@
           <w:lang w:eastAsia="es-ES"/>
           <w14:ligatures w14:val="none"/>
         </w:rPr>
-        <w:t>.</w:t>
+        <w:t/>
       </w:r>
     </w:p>
     <w:p>
@@ -1303,7 +1303,7 @@
           <w:lang w:val="es-ES" w:eastAsia="es-ES"/>
           <w14:ligatures w14:val="none"/>
         </w:rPr>
-        <w:t>(</w:t>
+        <w:t xml:space="preserve">(ii)informar a señora [DENUNCIANTE] que debe estarse a lo resuelto mediante la Resolución N 2 del 19 de agosto de 2025.</w:t>
       </w:r>
       <w:proofErr w:type="spellStart"/>
       <w:r>
@@ -1315,7 +1315,7 @@
           <w:lang w:val="es-ES" w:eastAsia="es-ES"/>
           <w14:ligatures w14:val="none"/>
         </w:rPr>
-        <w:t>ii</w:t>
+        <w:t/>
       </w:r>
       <w:proofErr w:type="spellEnd"/>
       <w:r>
@@ -1327,7 +1327,7 @@
           <w:lang w:val="es-ES" w:eastAsia="es-ES"/>
           <w14:ligatures w14:val="none"/>
         </w:rPr>
-        <w:t>)</w:t>
+        <w:t/>
       </w:r>
       <w:r>
         <w:rPr>
@@ -1350,43 +1350,43 @@
           <w:lang w:val="es-ES" w:eastAsia="es-ES"/>
           <w14:ligatures w14:val="none"/>
         </w:rPr>
-        <w:t xml:space="preserve">informar </w:t>
-      </w:r>
-      <w:r>
-        <w:rPr>
-          <w:rFonts w:ascii="Arial Narrow" w:eastAsia="Times New Roman" w:hAnsi="Arial Narrow" w:cs="Arial"/>
-          <w:spacing w:val="-3"/>
-          <w:kern w:val="0"/>
-          <w:sz w:val="24"/>
-          <w:szCs w:val="24"/>
-          <w:lang w:val="es-ES" w:eastAsia="es-ES"/>
-          <w14:ligatures w14:val="none"/>
-        </w:rPr>
-        <w:t xml:space="preserve">a </w:t>
-      </w:r>
-      <w:r>
-        <w:rPr>
-          <w:rFonts w:ascii="Arial Narrow" w:eastAsia="Times New Roman" w:hAnsi="Arial Narrow" w:cs="Arial"/>
-          <w:spacing w:val="-3"/>
-          <w:kern w:val="0"/>
-          <w:sz w:val="24"/>
-          <w:szCs w:val="24"/>
-          <w:lang w:val="es-ES" w:eastAsia="es-ES"/>
-          <w14:ligatures w14:val="none"/>
-        </w:rPr>
-        <w:t>señora Margarita</w:t>
-      </w:r>
-      <w:r>
-        <w:rPr>
-          <w:rFonts w:ascii="Arial Narrow" w:eastAsia="Times New Roman" w:hAnsi="Arial Narrow" w:cs="Arial"/>
-          <w:spacing w:val="-3"/>
-          <w:kern w:val="0"/>
-          <w:sz w:val="24"/>
-          <w:szCs w:val="24"/>
-          <w:lang w:val="es-ES" w:eastAsia="es-ES"/>
-          <w14:ligatures w14:val="none"/>
-        </w:rPr>
-        <w:t xml:space="preserve"> Nieves </w:t>
+        <w:t xml:space="preserve"/>
+      </w:r>
+      <w:r>
+        <w:rPr>
+          <w:rFonts w:ascii="Arial Narrow" w:eastAsia="Times New Roman" w:hAnsi="Arial Narrow" w:cs="Arial"/>
+          <w:spacing w:val="-3"/>
+          <w:kern w:val="0"/>
+          <w:sz w:val="24"/>
+          <w:szCs w:val="24"/>
+          <w:lang w:val="es-ES" w:eastAsia="es-ES"/>
+          <w14:ligatures w14:val="none"/>
+        </w:rPr>
+        <w:t xml:space="preserve"/>
+      </w:r>
+      <w:r>
+        <w:rPr>
+          <w:rFonts w:ascii="Arial Narrow" w:eastAsia="Times New Roman" w:hAnsi="Arial Narrow" w:cs="Arial"/>
+          <w:spacing w:val="-3"/>
+          <w:kern w:val="0"/>
+          <w:sz w:val="24"/>
+          <w:szCs w:val="24"/>
+          <w:lang w:val="es-ES" w:eastAsia="es-ES"/>
+          <w14:ligatures w14:val="none"/>
+        </w:rPr>
+        <w:t/>
+      </w:r>
+      <w:r>
+        <w:rPr>
+          <w:rFonts w:ascii="Arial Narrow" w:eastAsia="Times New Roman" w:hAnsi="Arial Narrow" w:cs="Arial"/>
+          <w:spacing w:val="-3"/>
+          <w:kern w:val="0"/>
+          <w:sz w:val="24"/>
+          <w:szCs w:val="24"/>
+          <w:lang w:val="es-ES" w:eastAsia="es-ES"/>
+          <w14:ligatures w14:val="none"/>
+        </w:rPr>
+        <w:t xml:space="preserve"/>
       </w:r>
       <w:proofErr w:type="spellStart"/>
       <w:r>
@@ -1399,7 +1399,7 @@
           <w:lang w:val="es-ES" w:eastAsia="es-ES"/>
           <w14:ligatures w14:val="none"/>
         </w:rPr>
-        <w:t>Gallardo</w:t>
+        <w:t/>
       </w:r>
       <w:proofErr w:type="spellEnd"/>
       <w:r>
@@ -1412,30 +1412,30 @@
           <w:lang w:val="es-ES" w:eastAsia="es-ES"/>
           <w14:ligatures w14:val="none"/>
         </w:rPr>
-        <w:t xml:space="preserve"> Flores </w:t>
-      </w:r>
-      <w:r>
-        <w:rPr>
-          <w:rFonts w:ascii="Arial Narrow" w:eastAsia="Times New Roman" w:hAnsi="Arial Narrow" w:cs="Arial"/>
-          <w:kern w:val="0"/>
-          <w:sz w:val="24"/>
-          <w:szCs w:val="24"/>
-          <w:lang w:val="es-ES" w:eastAsia="es-ES"/>
-          <w14:ligatures w14:val="none"/>
-        </w:rPr>
-        <w:t xml:space="preserve">que debe estarse a lo resuelto mediante la </w:t>
-      </w:r>
-      <w:r>
-        <w:rPr>
-          <w:rFonts w:ascii="Arial Narrow" w:eastAsia="Times New Roman" w:hAnsi="Arial Narrow" w:cs="Arial"/>
-          <w:spacing w:val="-3"/>
-          <w:kern w:val="0"/>
-          <w:sz w:val="24"/>
-          <w:szCs w:val="24"/>
-          <w:lang w:val="es-ES" w:eastAsia="es-ES"/>
-          <w14:ligatures w14:val="none"/>
-        </w:rPr>
-        <w:t xml:space="preserve">Resolución </w:t>
+        <w:t xml:space="preserve"/>
+      </w:r>
+      <w:r>
+        <w:rPr>
+          <w:rFonts w:ascii="Arial Narrow" w:eastAsia="Times New Roman" w:hAnsi="Arial Narrow" w:cs="Arial"/>
+          <w:kern w:val="0"/>
+          <w:sz w:val="24"/>
+          <w:szCs w:val="24"/>
+          <w:lang w:val="es-ES" w:eastAsia="es-ES"/>
+          <w14:ligatures w14:val="none"/>
+        </w:rPr>
+        <w:t xml:space="preserve"/>
+      </w:r>
+      <w:r>
+        <w:rPr>
+          <w:rFonts w:ascii="Arial Narrow" w:eastAsia="Times New Roman" w:hAnsi="Arial Narrow" w:cs="Arial"/>
+          <w:spacing w:val="-3"/>
+          <w:kern w:val="0"/>
+          <w:sz w:val="24"/>
+          <w:szCs w:val="24"/>
+          <w:lang w:val="es-ES" w:eastAsia="es-ES"/>
+          <w14:ligatures w14:val="none"/>
+        </w:rPr>
+        <w:t xml:space="preserve"/>
       </w:r>
       <w:proofErr w:type="spellStart"/>
       <w:r>
@@ -1448,20 +1448,20 @@
           <w:lang w:val="es-ES" w:eastAsia="es-ES"/>
           <w14:ligatures w14:val="none"/>
         </w:rPr>
-        <w:t>N</w:t>
-      </w:r>
-      <w:r>
-        <w:rPr>
-          <w:rFonts w:ascii="Arial Narrow" w:eastAsia="Times New Roman" w:hAnsi="Arial Narrow" w:cs="Arial"/>
-          <w:spacing w:val="-3"/>
-          <w:kern w:val="0"/>
-          <w:sz w:val="24"/>
-          <w:szCs w:val="24"/>
-          <w:lang w:val="es-ES" w:eastAsia="es-ES"/>
-          <w14:ligatures w14:val="none"/>
-        </w:rPr>
         <w:t/>
       </w:r>
+      <w:r>
+        <w:rPr>
+          <w:rFonts w:ascii="Arial Narrow" w:eastAsia="Times New Roman" w:hAnsi="Arial Narrow" w:cs="Arial"/>
+          <w:spacing w:val="-3"/>
+          <w:kern w:val="0"/>
+          <w:sz w:val="24"/>
+          <w:szCs w:val="24"/>
+          <w:lang w:val="es-ES" w:eastAsia="es-ES"/>
+          <w14:ligatures w14:val="none"/>
+        </w:rPr>
+        <w:t/>
+      </w:r>
       <w:proofErr w:type="spellEnd"/>
       <w:r>
         <w:rPr>
@@ -1473,43 +1473,43 @@
           <w:lang w:val="es-ES" w:eastAsia="es-ES"/>
           <w14:ligatures w14:val="none"/>
         </w:rPr>
-        <w:t xml:space="preserve"> 2 del</w:t>
-      </w:r>
-      <w:r>
-        <w:rPr>
-          <w:rFonts w:ascii="Arial Narrow" w:eastAsia="Times New Roman" w:hAnsi="Arial Narrow" w:cs="Arial"/>
-          <w:spacing w:val="-3"/>
-          <w:kern w:val="0"/>
-          <w:sz w:val="24"/>
-          <w:szCs w:val="24"/>
-          <w:lang w:val="es-ES" w:eastAsia="es-ES"/>
-          <w14:ligatures w14:val="none"/>
-        </w:rPr>
-        <w:t xml:space="preserve"> </w:t>
-      </w:r>
-      <w:r>
-        <w:rPr>
-          <w:rFonts w:ascii="Arial Narrow" w:eastAsia="Times New Roman" w:hAnsi="Arial Narrow" w:cs="Arial"/>
-          <w:spacing w:val="-3"/>
-          <w:kern w:val="0"/>
-          <w:sz w:val="24"/>
-          <w:szCs w:val="24"/>
-          <w:lang w:val="es-ES" w:eastAsia="es-ES"/>
-          <w14:ligatures w14:val="none"/>
-        </w:rPr>
-        <w:t>19 de agosto de 2025</w:t>
-      </w:r>
-      <w:r>
-        <w:rPr>
-          <w:rFonts w:ascii="Arial Narrow" w:eastAsia="Times New Roman" w:hAnsi="Arial Narrow" w:cs="Arial"/>
-          <w:spacing w:val="-3"/>
-          <w:kern w:val="0"/>
-          <w:sz w:val="24"/>
-          <w:szCs w:val="24"/>
-          <w:lang w:val="es-ES" w:eastAsia="es-ES"/>
-          <w14:ligatures w14:val="none"/>
-        </w:rPr>
-        <w:t>.</w:t>
+        <w:t xml:space="preserve"/>
+      </w:r>
+      <w:r>
+        <w:rPr>
+          <w:rFonts w:ascii="Arial Narrow" w:eastAsia="Times New Roman" w:hAnsi="Arial Narrow" w:cs="Arial"/>
+          <w:spacing w:val="-3"/>
+          <w:kern w:val="0"/>
+          <w:sz w:val="24"/>
+          <w:szCs w:val="24"/>
+          <w:lang w:val="es-ES" w:eastAsia="es-ES"/>
+          <w14:ligatures w14:val="none"/>
+        </w:rPr>
+        <w:t xml:space="preserve"/>
+      </w:r>
+      <w:r>
+        <w:rPr>
+          <w:rFonts w:ascii="Arial Narrow" w:eastAsia="Times New Roman" w:hAnsi="Arial Narrow" w:cs="Arial"/>
+          <w:spacing w:val="-3"/>
+          <w:kern w:val="0"/>
+          <w:sz w:val="24"/>
+          <w:szCs w:val="24"/>
+          <w:lang w:val="es-ES" w:eastAsia="es-ES"/>
+          <w14:ligatures w14:val="none"/>
+        </w:rPr>
+        <w:t/>
+      </w:r>
+      <w:r>
+        <w:rPr>
+          <w:rFonts w:ascii="Arial Narrow" w:eastAsia="Times New Roman" w:hAnsi="Arial Narrow" w:cs="Arial"/>
+          <w:spacing w:val="-3"/>
+          <w:kern w:val="0"/>
+          <w:sz w:val="24"/>
+          <w:szCs w:val="24"/>
+          <w:lang w:val="es-ES" w:eastAsia="es-ES"/>
+          <w14:ligatures w14:val="none"/>
+        </w:rPr>
+        <w:t/>
       </w:r>
     </w:p>
     <w:p>

--- a/plantillas_maestras/10_seguro_sepelio/cobro_indebido_primas/2_o_mas_ddos_varios/mujer/TPL_1831_2025_SEGURO_SEPELIO_COBRO_INDEBIDO_PRIMAS_ASEGURADORA_MUJER_R3.docx
+++ b/plantillas_maestras/10_seguro_sepelio/cobro_indebido_primas/2_o_mas_ddos_varios/mujer/TPL_1831_2025_SEGURO_SEPELIO_COBRO_INDEBIDO_PRIMAS_ASEGURADORA_MUJER_R3.docx
@@ -791,7 +791,7 @@
           <w:lang w:val="es-ES" w:eastAsia="es-ES"/>
           <w14:ligatures w14:val="none"/>
         </w:rPr>
-        <w:t xml:space="preserve">(ii)que, mediante Resolución N 2 del 19 de agosto de 2025, la Secretaría Técnica de la Comisión de Protección al Consumidor  1 declaró inadmisible la denuncia interpuesta por la señora [DENUNCIANTE] contra Pacífico Compañía de Seguros Y Reaseguros S.A..</w:t>
+        <w:t xml:space="preserve">(ii)que, mediante Resolución N 2 del 19 de agosto de 2025, la Secretaría Técnica de la Comisión de Protección al Consumidor 1 declaró inadmisible la denuncia interpuesta por la señora [DENUNCIANTE] contra Pacífico Compañía de Seguros Y Reaseguros S.A..</w:t>
       </w:r>
       <w:proofErr w:type="spellStart"/>
       <w:r>
